--- a/Inc 3/O_Painel_do_Grau_de_Companheiro.docx
+++ b/Inc 3/O_Painel_do_Grau_de_Companheiro.docx
@@ -206,7 +206,7 @@
           <w:b w:val="0"/>
           <w:sz w:val="24"/>
         </w:rPr>
-        <w:t>Merece observação o detalhe que a Síntese Simbólica apresenta no globo terrestre: ele exibe a América do Sul, com o território brasileiro em destaque. Trata-se de uma marca própria do Rito Brasileiro, que, embora herdeiro de tradições europeias, procura enraizar os seus símbolos na realidade de quem os pratica. Ao lado do globo celeste, pontilhado de estrelas, o mundo em que vivemos e o universo que nos cerca são postos lado a lado, para lembrar ao Companheiro que o estudo começa pela observação do que está próximo e se estende até o que parece inalcançável. Conhecer o Brasil, a sua gente, a sua história e os seus problemas é, para o Maçom brasileiro, parte do dever de estudar.</w:t>
+        <w:t>Merece observação o detalhe que a Síntese Simbólica apresenta no globo terrestre: ele exibe a América do Sul, com o território brasileiro em destaque. Trata-se de uma marca própria do Rito Brasileiro, que, embora herdeiro de tradições europeias, procura enraizar os seus símbolos na realidade de quem os pratica. Ao lado do globo celeste, pontilhado de estrelas, o mundo em que vivemos e o universo que nos cerca são postos lado a lado, para lembrar ao Companheiro que o estudo começa pelo que está próximo e se estende até o que parece inalcançável. Conhecer o Brasil, a sua gente, a sua história e os seus problemas é, para o Maçom brasileiro, parte do dever de estudar. O amor à Pátria, longe de ser incompatível com a universalidade da Ordem, é a forma concreta de servi-la, pois quem não cuida do chão em que pisa pouco tem a oferecer à humanidade. Em uma Loja em que tantos Irmãos servem ou serviram à Nação em armas, a lição ecoa com particular força: a disciplina, o dever e a lealdade que o Companheiro aprende a aplicar à construção de si mesmo são os mesmos que sustentam a vida do cidadão e do soldado a serviço do Brasil.</w:t>
       </w:r>
     </w:p>
     <w:p>
@@ -251,22 +251,7 @@
           <w:b w:val="0"/>
           <w:sz w:val="24"/>
         </w:rPr>
-        <w:t>Vale lembrar, por fim, que os símbolos maçônicos não se esgotam em uma única explicação. Autores e rituais variam em suas interpretações, e o próprio Companheiro, ao longo da vida, descobrirá novos sentidos à medida que amadurecer. Eis a razão pela qual o estudo do Painel não se encerra com a leitura deste trabalho, mas deve acompanhar o Maçom em todos os graus.</w:t>
-      </w:r>
-    </w:p>
-    <w:p>
-      <w:pPr>
-        <w:spacing w:line="240" w:lineRule="auto" w:before="0" w:after="120"/>
-        <w:ind w:firstLine="709"/>
-        <w:jc w:val="both"/>
-      </w:pPr>
-      <w:r>
-        <w:rPr>
-          <w:rFonts w:ascii="Times New Roman" w:hAnsi="Times New Roman"/>
-          <w:b w:val="0"/>
-          <w:sz w:val="24"/>
-        </w:rPr>
-        <w:t>Em conclusão, o Painel do grau de Companheiro sintetiza, em uma única imagem, o programa de trabalho do grau: estudar as ciências, particularmente a Geometria; harmonizar os contrários representados pelas colunas; aperfeiçoar-se, passando de pedra bruta a pedra cúbica; e viver em fraternidade, sob a luz do Grande Arquiteto do Universo. Que o Companheiro, ao contemplar o Painel, não veja apenas figuras, mas um espelho e um mapa: um espelho que mostra o que ainda precisa ser lapidado, e um mapa que indica o caminho a percorrer rumo à Câmara do Meio, para a qual se prepara quando chegar o tempo da Exaltação ao grau de Mestre.</w:t>
+        <w:t>Em conclusão, o Painel do grau de Companheiro sintetiza, em uma única imagem, o programa de trabalho do grau: estudar as ciências, particularmente a Geometria; harmonizar os contrários representados pelas colunas; aperfeiçoar-se, passando de pedra bruta a pedra cúbica; e viver em fraternidade, servindo à Pátria e à humanidade sob a luz do Grande Arquiteto do Universo. Que o Companheiro, ao contemplar o Painel, não veja apenas figuras, mas um espelho e um mapa: um espelho que mostra o que ainda precisa ser lapidado, e um mapa que indica o caminho a percorrer rumo à Câmara do Meio, para a qual se prepara quando chegar o tempo da Exaltação ao grau de Mestre.</w:t>
       </w:r>
     </w:p>
     <w:p>
@@ -308,20 +293,6 @@
           <w:b w:val="0"/>
           <w:sz w:val="24"/>
         </w:rPr>
-        <w:t>Ritual do Grau de Companheiro do Rito Brasileiro. [completar com edição, obediência e ano].</w:t>
-      </w:r>
-    </w:p>
-    <w:p>
-      <w:pPr>
-        <w:spacing w:line="240" w:lineRule="auto" w:before="0" w:after="120"/>
-        <w:jc w:val="left"/>
-      </w:pPr>
-      <w:r>
-        <w:rPr>
-          <w:rFonts w:ascii="Times New Roman" w:hAnsi="Times New Roman"/>
-          <w:b w:val="0"/>
-          <w:sz w:val="24"/>
-        </w:rPr>
         <w:t>BÍBLIA SAGRADA. Primeiro Livro dos Reis, cap. 7, vv. 15-22.</w:t>
       </w:r>
     </w:p>
@@ -336,7 +307,63 @@
           <w:b w:val="0"/>
           <w:sz w:val="24"/>
         </w:rPr>
-        <w:t>[Incluir autores consultados, no padrão pedido pela Comissão de Graus.]</w:t>
+        <w:t>BOUCHER, Jules. A Simbólica Maçônica. São Paulo: Pensamento, 1994.</w:t>
+      </w:r>
+    </w:p>
+    <w:p>
+      <w:pPr>
+        <w:spacing w:line="240" w:lineRule="auto" w:before="0" w:after="120"/>
+        <w:jc w:val="left"/>
+      </w:pPr>
+      <w:r>
+        <w:rPr>
+          <w:rFonts w:ascii="Times New Roman" w:hAnsi="Times New Roman"/>
+          <w:b w:val="0"/>
+          <w:sz w:val="24"/>
+        </w:rPr>
+        <w:t>CAMINO, Rizzardo da. Dicionário Maçônico. São Paulo: Madras, 2020.</w:t>
+      </w:r>
+    </w:p>
+    <w:p>
+      <w:pPr>
+        <w:spacing w:line="240" w:lineRule="auto" w:before="0" w:after="120"/>
+        <w:jc w:val="left"/>
+      </w:pPr>
+      <w:r>
+        <w:rPr>
+          <w:rFonts w:ascii="Times New Roman" w:hAnsi="Times New Roman"/>
+          <w:b w:val="0"/>
+          <w:sz w:val="24"/>
+        </w:rPr>
+        <w:t>CAMINO, Rizzardo da. Simbolismo do Segundo Grau: Companheiro. São Paulo: Madras. [completar a edição e o ano].</w:t>
+      </w:r>
+    </w:p>
+    <w:p>
+      <w:pPr>
+        <w:spacing w:line="240" w:lineRule="auto" w:before="0" w:after="120"/>
+        <w:jc w:val="left"/>
+      </w:pPr>
+      <w:r>
+        <w:rPr>
+          <w:rFonts w:ascii="Times New Roman" w:hAnsi="Times New Roman"/>
+          <w:b w:val="0"/>
+          <w:sz w:val="24"/>
+        </w:rPr>
+        <w:t>Ritual do Grau de Companheiro Maçom do Rito Brasileiro. [completar com edição, obediência e ano].</w:t>
+      </w:r>
+    </w:p>
+    <w:p>
+      <w:pPr>
+        <w:spacing w:line="240" w:lineRule="auto" w:before="0" w:after="120"/>
+        <w:jc w:val="left"/>
+      </w:pPr>
+      <w:r>
+        <w:rPr>
+          <w:rFonts w:ascii="Times New Roman" w:hAnsi="Times New Roman"/>
+          <w:b w:val="0"/>
+          <w:sz w:val="24"/>
+        </w:rPr>
+        <w:t>A MAÇONARIA no processo da Independência do Brasil. Folha BV. Disponível em: https://www.folhabv.com.br/?p=114481. Acesso em: 26 out. 2026.</w:t>
       </w:r>
     </w:p>
     <w:sectPr>

--- a/Inc 3/O_Painel_do_Grau_de_Companheiro.docx
+++ b/Inc 3/O_Painel_do_Grau_de_Companheiro.docx
@@ -352,20 +352,6 @@
         <w:t>Ritual do Grau de Companheiro Maçom do Rito Brasileiro. [completar com edição, obediência e ano].</w:t>
       </w:r>
     </w:p>
-    <w:p>
-      <w:pPr>
-        <w:spacing w:line="240" w:lineRule="auto" w:before="0" w:after="120"/>
-        <w:jc w:val="left"/>
-      </w:pPr>
-      <w:r>
-        <w:rPr>
-          <w:rFonts w:ascii="Times New Roman" w:hAnsi="Times New Roman"/>
-          <w:b w:val="0"/>
-          <w:sz w:val="24"/>
-        </w:rPr>
-        <w:t>A MAÇONARIA no processo da Independência do Brasil. Folha BV. Disponível em: https://www.folhabv.com.br/?p=114481. Acesso em: 26 out. 2026.</w:t>
-      </w:r>
-    </w:p>
     <w:sectPr>
       <w:pgSz w:w="11906" w:h="16838"/>
       <w:pgMar w:top="1134" w:right="1134" w:bottom="1134" w:left="1701" w:header="720" w:footer="720" w:gutter="0"/>

--- a/Inc 3/O_Painel_do_Grau_de_Companheiro.docx
+++ b/Inc 3/O_Painel_do_Grau_de_Companheiro.docx
@@ -56,7 +56,7 @@
           <w:b w:val="0"/>
           <w:sz w:val="24"/>
         </w:rPr>
-        <w:t>O grau de Companheiro corresponde à fase em que o iniciado deixa de apenas ouvir e passa a investigar. O Aprendiz foi convidado ao silêncio e ao desbaste das suas imperfeições; o Companheiro é convidado ao trabalho ativo, ao desenvolvimento da inteligência e ao cultivo das chamadas Artes Liberais, tradicionalmente divididas no trivium (gramática, retórica e lógica) e no quadrivium (aritmética, geometria, música e astronomia). Não se trata de acumular informação, mas de aprender a pensar com método, e é por isso que a Geometria ocupa lugar de honra neste grau.</w:t>
+        <w:t>O grau de Companheiro corresponde à fase em que o iniciado deixa de apenas ouvir e passa a investigar. O Aprendiz foi convidado ao silêncio e ao desbaste das suas imperfeições; o Companheiro é convidado ao trabalho ativo, ao desenvolvimento da inteligência e ao cultivo das Artes Liberais, as disciplinas que, desde a Antiguidade, formam o espírito livre. Não se trata de acumular informação, mas de aprender a pensar com método, e é por isso que a Geometria ocupa lugar de honra neste grau.</w:t>
       </w:r>
     </w:p>
     <w:p>

--- a/Inc 3/O_Painel_do_Grau_de_Companheiro.docx
+++ b/Inc 3/O_Painel_do_Grau_de_Companheiro.docx
@@ -71,7 +71,7 @@
           <w:b w:val="0"/>
           <w:sz w:val="24"/>
         </w:rPr>
-        <w:t>A prática de recorrer a imagens para ensinar tem uma longa história na Maçonaria. Nas lojas do século XVIII, os símbolos do grau eram traçados com giz e carvão no piso do local de reunião e, terminada a sessão, apagados pelos próprios Irmãos. Com o tempo, esses desenhos foram transpostos para tapetes e telas, que deram origem aos painéis hoje conhecidos. O Painel, portanto, não é um simples adorno: é o texto visual do grau, uma espécie de lição silenciosa que dispensa tradução, pois cada Irmão pode lê-la segundo o seu grau de maturidade. Quem a contempla com atenção descobre que o desenho não pretende explicar tudo, mas provocar a reflexão.</w:t>
+        <w:t>A prática de recorrer a imagens para ensinar tem uma longa história na Maçonaria. Nas primeiras lojas, ainda no século XVIII, os símbolos do grau eram traçados com giz no piso do local de reunião e apagados ao final da sessão (GRAND LODGE OF BRITISH COLUMBIA AND YUKON, [s.d.]). Com o tempo, esses desenhos foram transpostos para tapetes e telas, que deram origem aos painéis hoje conhecidos. O Painel, portanto, não é um simples adorno: é o texto visual do grau, uma espécie de lição silenciosa que dispensa tradução, pois cada Irmão pode lê-la segundo o seu grau de maturidade. Quem a contempla com atenção descobre que o desenho não pretende explicar tudo, mas provocar a reflexão.</w:t>
       </w:r>
     </w:p>
     <w:p>
@@ -308,6 +308,20 @@
           <w:sz w:val="24"/>
         </w:rPr>
         <w:t>BOUCHER, Jules. A Simbólica Maçônica. São Paulo: Pensamento, 1994.</w:t>
+      </w:r>
+    </w:p>
+    <w:p>
+      <w:pPr>
+        <w:spacing w:line="240" w:lineRule="auto" w:before="0" w:after="120"/>
+        <w:jc w:val="left"/>
+      </w:pPr>
+      <w:r>
+        <w:rPr>
+          <w:rFonts w:ascii="Times New Roman" w:hAnsi="Times New Roman"/>
+          <w:b w:val="0"/>
+          <w:sz w:val="24"/>
+        </w:rPr>
+        <w:t>GRAND LODGE OF BRITISH COLUMBIA AND YUKON. Tracing Boards. Disponível em: https://www.freemasonry.bcy.ca/symbolism/tracing_boards/index.html. Acesso em: 26 out. 2026.</w:t>
       </w:r>
     </w:p>
     <w:p>

--- a/Inc 3/O_Painel_do_Grau_de_Companheiro.docx
+++ b/Inc 3/O_Painel_do_Grau_de_Companheiro.docx
@@ -86,7 +86,7 @@
           <w:b w:val="0"/>
           <w:sz w:val="24"/>
         </w:rPr>
-        <w:t>Convém, ainda, comparar o Painel de Companheiro com o de Aprendiz. Neste último, o acento recai sobre o início da obra: a Pedra Bruta, a Pedra Cúbica ainda como promessa, as primeiras ferramentas e o simbolismo da purificação. No Painel de Companheiro, a obra já está em andamento. Aparecem as duas colunas com seus globos, a Estrela Flamígera com o G em lugar de destaque, a escadaria e a porta, sinais de que o obreiro avança e de que lhe são apresentados horizontes mais amplos. A mudança de grau é, assim, uma mudança de olhar: o que antes era apenas instrução moral passa a ser, também, convite ao conhecimento das ciências e das leis da natureza.</w:t>
+        <w:t>Convém, ainda, comparar o Painel de Companheiro com o de Aprendiz. Neste último, o acento recai sobre o início da obra: a Pedra Bruta, a Pedra Cúbica ainda como promessa, as primeiras ferramentas e o simbolismo da purificação. No Painel de Companheiro, a obra já está em andamento. Aparecem as duas colunas com seus globos, a Estrela Flamejante com o G em lugar de destaque, a escadaria e a porta, sinais de que o obreiro avança e de que lhe são apresentados horizontes mais amplos. A mudança de grau é, assim, uma mudança de olhar: o que antes era apenas instrução moral passa a ser, também, convite ao conhecimento das ciências e das leis da natureza.</w:t>
       </w:r>
     </w:p>
     <w:p>
@@ -131,7 +131,7 @@
           <w:b w:val="0"/>
           <w:sz w:val="24"/>
         </w:rPr>
-        <w:t>Ao centro do Painel brilha a Estrela Flamígera, com a letra G inscrita em seu interior. O G é entendido de três maneiras que se completam: Geometria, a ciência da medida e fundamento da arquitetura e das demais ciências; Gnose, o conhecimento que ilumina; e Grande Arquiteto do Universo, o princípio criador a quem o Maçom rende homenagem, qualquer que seja a sua religião. A estrela de cinco pontas recorda também o homem de braços e pernas abertos, com a cabeça no ápice, e o número cinco, tão presente neste grau, que lembra os cinco sentidos, as cinco ordens da arquitetura e os anos simbólicos do Companheiro. Em torno do G, o esquadro e o compasso, entrelaçados, indicam a retidão da conduta e a justa medida das paixões, a matéria e o espírito, a terra e o céu.</w:t>
+        <w:t>Ao centro do Painel brilha a Estrela Flamejante, com a letra G inscrita em seu interior. O G é entendido de três maneiras que se completam: Geometria, a ciência da medida e fundamento da arquitetura e das demais ciências; Gnose, o conhecimento que ilumina; e Grande Arquiteto do Universo, o princípio criador a quem o Maçom rende homenagem, qualquer que seja a sua religião. A estrela de cinco pontas recorda também o homem de braços e pernas abertos, com a cabeça no ápice, e o número cinco, tão presente neste grau, que lembra os cinco sentidos, as cinco ordens da arquitetura e os anos simbólicos do Companheiro. Em torno do G, o esquadro e o compasso, entrelaçados, indicam a retidão da conduta e a justa medida das paixões, a matéria e o espírito, a terra e o céu.</w:t>
       </w:r>
     </w:p>
     <w:p>
